--- a/backend/src/RecordsDestruction.Infrastructure/Templates/destruction-form-template.docx
+++ b/backend/src/RecordsDestruction.Infrastructure/Templates/destruction-form-template.docx
@@ -10136,7 +10136,7 @@
       <w:jc w:val="right"/>
     </w:pPr>
     <w:rPr>
-      <w:rFonts w:ascii="Lusail" w:eastAsiaTheme="minorEastAsia" w:hAnsi="Lusail" w:cs="Arabic Transparent"/>
+      <w:rFonts w:ascii="Lusail" w:eastAsiaTheme="minorEastAsia" w:hAnsi="Lusail" w:cs="Lusail"/>
       <w:b/>
       <w:szCs w:val="28"/>
       <w14:ligatures w14:val="standardContextual"/>
